--- a/Dokumentacio/Tesztelesi_Dokumentacio.docx
+++ b/Dokumentacio/Tesztelesi_Dokumentacio.docx
@@ -135,32 +135,288 @@
         </w:docPartObj>
       </w:sdtPr>
       <w:sdtContent>
-        <w:p xmlns:wp14="http://schemas.microsoft.com/office/word/2010/wordml" wp14:paraId="35563C93" wp14:textId="245420D4">
+        <w:p xmlns:wp14="http://schemas.microsoft.com/office/word/2010/wordml" wp14:paraId="35563C93" wp14:textId="502E39F7">
+          <w:pPr>
+            <w:pStyle w:val="TOC3"/>
+            <w:tabs>
+              <w:tab w:val="right" w:leader="dot" w:pos="9015"/>
+            </w:tabs>
+          </w:pPr>
+          <w:r>
+            <w:fldChar w:fldCharType="begin"/>
+          </w:r>
+          <w:r>
+            <w:instrText xml:space="preserve">TOC \o "1-9" \z \u \h</w:instrText>
+          </w:r>
+          <w:r>
+            <w:fldChar w:fldCharType="separate"/>
+          </w:r>
+          <w:hyperlink w:anchor="_Toc990094016">
+            <w:r>
+              <w:rPr>
+                <w:rStyle w:val="Hyperlink"/>
+              </w:rPr>
+              <w:t>1. Első Ugrás Redundancia Teszt (Layer 3 - HSRP)</w:t>
+            </w:r>
+            <w:r>
+              <w:tab/>
+            </w:r>
+            <w:r>
+              <w:fldChar w:fldCharType="begin"/>
+            </w:r>
+            <w:r>
+              <w:instrText xml:space="preserve">PAGEREF _Toc990094016 \h</w:instrText>
+            </w:r>
+            <w:r>
+              <w:fldChar w:fldCharType="separate"/>
+            </w:r>
+            <w:r>
+              <w:rPr>
+                <w:rStyle w:val="Hyperlink"/>
+              </w:rPr>
+              <w:t>2</w:t>
+            </w:r>
+            <w:r>
+              <w:fldChar w:fldCharType="end"/>
+            </w:r>
+          </w:hyperlink>
+        </w:p>
+        <w:p xmlns:wp14="http://schemas.microsoft.com/office/word/2010/wordml" wp14:paraId="058547EA" wp14:textId="3C911822">
+          <w:pPr>
+            <w:pStyle w:val="TOC3"/>
+            <w:tabs>
+              <w:tab w:val="right" w:leader="dot" w:pos="9015"/>
+            </w:tabs>
+          </w:pPr>
+          <w:hyperlink w:anchor="_Toc1049836526">
+            <w:r>
+              <w:rPr>
+                <w:rStyle w:val="Hyperlink"/>
+              </w:rPr>
+              <w:t>2. Adatkapcsolati Réteg Redundancia Teszt (Layer 2 - Rapid PVST+)</w:t>
+            </w:r>
+            <w:r>
+              <w:tab/>
+            </w:r>
+            <w:r>
+              <w:fldChar w:fldCharType="begin"/>
+            </w:r>
+            <w:r>
+              <w:instrText xml:space="preserve">PAGEREF _Toc1049836526 \h</w:instrText>
+            </w:r>
+            <w:r>
+              <w:fldChar w:fldCharType="separate"/>
+            </w:r>
+            <w:r>
+              <w:rPr>
+                <w:rStyle w:val="Hyperlink"/>
+              </w:rPr>
+              <w:t>4</w:t>
+            </w:r>
+            <w:r>
+              <w:fldChar w:fldCharType="end"/>
+            </w:r>
+          </w:hyperlink>
+        </w:p>
+        <w:p xmlns:wp14="http://schemas.microsoft.com/office/word/2010/wordml" wp14:paraId="7789A923" wp14:textId="5E758C03">
+          <w:pPr>
+            <w:pStyle w:val="TOC3"/>
+            <w:tabs>
+              <w:tab w:val="right" w:leader="dot" w:pos="9015"/>
+            </w:tabs>
+          </w:pPr>
+          <w:hyperlink w:anchor="_Toc819116234">
+            <w:r>
+              <w:rPr>
+                <w:rStyle w:val="Hyperlink"/>
+              </w:rPr>
+              <w:t>3. Zéró Bizalom és Portbiztonság (Port Security) Teszt</w:t>
+            </w:r>
+            <w:r>
+              <w:tab/>
+            </w:r>
+            <w:r>
+              <w:fldChar w:fldCharType="begin"/>
+            </w:r>
+            <w:r>
+              <w:instrText xml:space="preserve">PAGEREF _Toc819116234 \h</w:instrText>
+            </w:r>
+            <w:r>
+              <w:fldChar w:fldCharType="separate"/>
+            </w:r>
+            <w:r>
+              <w:rPr>
+                <w:rStyle w:val="Hyperlink"/>
+              </w:rPr>
+              <w:t>5</w:t>
+            </w:r>
+            <w:r>
+              <w:fldChar w:fldCharType="end"/>
+            </w:r>
+          </w:hyperlink>
+        </w:p>
+        <w:p xmlns:wp14="http://schemas.microsoft.com/office/word/2010/wordml" wp14:paraId="268C79C3" wp14:textId="00E646B3">
+          <w:pPr>
+            <w:pStyle w:val="TOC3"/>
+            <w:tabs>
+              <w:tab w:val="right" w:leader="dot" w:pos="9015"/>
+            </w:tabs>
+          </w:pPr>
+          <w:hyperlink w:anchor="_Toc864438655">
+            <w:r>
+              <w:rPr>
+                <w:rStyle w:val="Hyperlink"/>
+              </w:rPr>
+              <w:t>4. Központosított Címkiosztás (DHCP Relay / IP Helper) Teszt</w:t>
+            </w:r>
+            <w:r>
+              <w:tab/>
+            </w:r>
+            <w:r>
+              <w:fldChar w:fldCharType="begin"/>
+            </w:r>
+            <w:r>
+              <w:instrText xml:space="preserve">PAGEREF _Toc864438655 \h</w:instrText>
+            </w:r>
+            <w:r>
+              <w:fldChar w:fldCharType="separate"/>
+            </w:r>
+            <w:r>
+              <w:rPr>
+                <w:rStyle w:val="Hyperlink"/>
+              </w:rPr>
+              <w:t>7</w:t>
+            </w:r>
+            <w:r>
+              <w:fldChar w:fldCharType="end"/>
+            </w:r>
+          </w:hyperlink>
+        </w:p>
+        <w:p xmlns:wp14="http://schemas.microsoft.com/office/word/2010/wordml" wp14:paraId="41C5ECAC" wp14:textId="5EC26C8C">
+          <w:pPr>
+            <w:pStyle w:val="TOC3"/>
+            <w:tabs>
+              <w:tab w:val="right" w:leader="dot" w:pos="9015"/>
+            </w:tabs>
+          </w:pPr>
+          <w:hyperlink w:anchor="_Toc1801032376">
+            <w:r>
+              <w:rPr>
+                <w:rStyle w:val="Hyperlink"/>
+              </w:rPr>
+              <w:t>5. GRE over IPsec VPN Architektúra és OSPF Integráció Teszt</w:t>
+            </w:r>
+            <w:r>
+              <w:tab/>
+            </w:r>
+            <w:r>
+              <w:fldChar w:fldCharType="begin"/>
+            </w:r>
+            <w:r>
+              <w:instrText xml:space="preserve">PAGEREF _Toc1801032376 \h</w:instrText>
+            </w:r>
+            <w:r>
+              <w:fldChar w:fldCharType="separate"/>
+            </w:r>
+            <w:r>
+              <w:rPr>
+                <w:rStyle w:val="Hyperlink"/>
+              </w:rPr>
+              <w:t>8</w:t>
+            </w:r>
+            <w:r>
+              <w:fldChar w:fldCharType="end"/>
+            </w:r>
+          </w:hyperlink>
+        </w:p>
+        <w:p xmlns:wp14="http://schemas.microsoft.com/office/word/2010/wordml" wp14:paraId="02473C78" wp14:textId="5B4A7CE7">
+          <w:pPr>
+            <w:pStyle w:val="TOC3"/>
+            <w:tabs>
+              <w:tab w:val="right" w:leader="dot" w:pos="9015"/>
+            </w:tabs>
+          </w:pPr>
+          <w:hyperlink w:anchor="_Toc2041930805">
+            <w:r>
+              <w:rPr>
+                <w:rStyle w:val="Hyperlink"/>
+              </w:rPr>
+              <w:t>6. Egyirányú SSH (Remote Admin) Teszt</w:t>
+            </w:r>
+            <w:r>
+              <w:tab/>
+            </w:r>
+            <w:r>
+              <w:fldChar w:fldCharType="begin"/>
+            </w:r>
+            <w:r>
+              <w:instrText xml:space="preserve">PAGEREF _Toc2041930805 \h</w:instrText>
+            </w:r>
+            <w:r>
+              <w:fldChar w:fldCharType="separate"/>
+            </w:r>
+            <w:r>
+              <w:rPr>
+                <w:rStyle w:val="Hyperlink"/>
+              </w:rPr>
+              <w:t>10</w:t>
+            </w:r>
+            <w:r>
+              <w:fldChar w:fldCharType="end"/>
+            </w:r>
+          </w:hyperlink>
+        </w:p>
+        <w:p xmlns:wp14="http://schemas.microsoft.com/office/word/2010/wordml" wp14:paraId="36A6B995" wp14:textId="0D8F8A0F">
+          <w:pPr>
+            <w:pStyle w:val="TOC3"/>
+            <w:tabs>
+              <w:tab w:val="right" w:leader="dot" w:pos="9015"/>
+            </w:tabs>
+          </w:pPr>
+          <w:hyperlink w:anchor="_Toc1569738639">
+            <w:r>
+              <w:rPr>
+                <w:rStyle w:val="Hyperlink"/>
+              </w:rPr>
+              <w:t>7. Támadási Felület Minimalizálása (Blackhole VLAN) Teszt</w:t>
+            </w:r>
+            <w:r>
+              <w:tab/>
+            </w:r>
+            <w:r>
+              <w:fldChar w:fldCharType="begin"/>
+            </w:r>
+            <w:r>
+              <w:instrText xml:space="preserve">PAGEREF _Toc1569738639 \h</w:instrText>
+            </w:r>
+            <w:r>
+              <w:fldChar w:fldCharType="separate"/>
+            </w:r>
+            <w:r>
+              <w:rPr>
+                <w:rStyle w:val="Hyperlink"/>
+              </w:rPr>
+              <w:t>10</w:t>
+            </w:r>
+            <w:r>
+              <w:fldChar w:fldCharType="end"/>
+            </w:r>
+          </w:hyperlink>
+        </w:p>
+        <w:p>
           <w:pPr>
             <w:pStyle w:val="TOC3"/>
             <w:tabs>
               <w:tab w:val="right" w:leader="dot" w:pos="9015"/>
             </w:tabs>
             <w:bidi w:val="0"/>
-            <w:rPr>
-              <w:rStyle w:val="Hyperlink"/>
-            </w:rPr>
           </w:pPr>
-          <w:r>
-            <w:fldChar w:fldCharType="begin"/>
-          </w:r>
-          <w:r>
-            <w:instrText xml:space="preserve">TOC \o \z \u \h</w:instrText>
-          </w:r>
-          <w:r>
-            <w:fldChar w:fldCharType="separate"/>
-          </w:r>
-          <w:hyperlink w:anchor="_Toc2043761180">
+          <w:hyperlink w:anchor="_Toc1085884886">
             <w:r>
               <w:rPr>
                 <w:rStyle w:val="Hyperlink"/>
               </w:rPr>
-              <w:t>1. Első Ugrás Redundancia Teszt (Layer 3 - HSRP)</w:t>
+              <w:t>8. Hálózati Címkiosztás és Tartományba Léptetés (Active Directory) Teszt</w:t>
             </w:r>
             <w:r>
               <w:tab/>
@@ -169,7 +425,7 @@
               <w:fldChar w:fldCharType="begin"/>
             </w:r>
             <w:r>
-              <w:instrText xml:space="preserve">PAGEREF _Toc2043761180 \h</w:instrText>
+              <w:instrText xml:space="preserve">PAGEREF _Toc1085884886 \h</w:instrText>
             </w:r>
             <w:r>
               <w:fldChar w:fldCharType="separate"/>
@@ -178,30 +434,27 @@
               <w:rPr>
                 <w:rStyle w:val="Hyperlink"/>
               </w:rPr>
-              <w:t>1</w:t>
+              <w:t>11</w:t>
             </w:r>
             <w:r>
               <w:fldChar w:fldCharType="end"/>
             </w:r>
           </w:hyperlink>
         </w:p>
-        <w:p xmlns:wp14="http://schemas.microsoft.com/office/word/2010/wordml" wp14:paraId="058547EA" wp14:textId="45DBB879">
+        <w:p>
           <w:pPr>
             <w:pStyle w:val="TOC3"/>
             <w:tabs>
               <w:tab w:val="right" w:leader="dot" w:pos="9015"/>
             </w:tabs>
             <w:bidi w:val="0"/>
-            <w:rPr>
-              <w:rStyle w:val="Hyperlink"/>
-            </w:rPr>
           </w:pPr>
-          <w:hyperlink w:anchor="_Toc1399750589">
+          <w:hyperlink w:anchor="_Toc888420182">
             <w:r>
               <w:rPr>
                 <w:rStyle w:val="Hyperlink"/>
               </w:rPr>
-              <w:t>2. Adatkapcsolati Réteg Redundancia Teszt (Layer 2 - Rapid PVST+)</w:t>
+              <w:t>9. Központosított Szoftvertelepítés (Group Policy) Teszt</w:t>
             </w:r>
             <w:r>
               <w:tab/>
@@ -210,7 +463,7 @@
               <w:fldChar w:fldCharType="begin"/>
             </w:r>
             <w:r>
-              <w:instrText xml:space="preserve">PAGEREF _Toc1399750589 \h</w:instrText>
+              <w:instrText xml:space="preserve">PAGEREF _Toc888420182 \h</w:instrText>
             </w:r>
             <w:r>
               <w:fldChar w:fldCharType="separate"/>
@@ -219,30 +472,27 @@
               <w:rPr>
                 <w:rStyle w:val="Hyperlink"/>
               </w:rPr>
-              <w:t>2</w:t>
+              <w:t>12</w:t>
             </w:r>
             <w:r>
               <w:fldChar w:fldCharType="end"/>
             </w:r>
           </w:hyperlink>
         </w:p>
-        <w:p xmlns:wp14="http://schemas.microsoft.com/office/word/2010/wordml" wp14:paraId="7789A923" wp14:textId="63FA5F8C">
+        <w:p>
           <w:pPr>
             <w:pStyle w:val="TOC3"/>
             <w:tabs>
               <w:tab w:val="right" w:leader="dot" w:pos="9015"/>
             </w:tabs>
             <w:bidi w:val="0"/>
-            <w:rPr>
-              <w:rStyle w:val="Hyperlink"/>
-            </w:rPr>
           </w:pPr>
-          <w:hyperlink w:anchor="_Toc1581129393">
+          <w:hyperlink w:anchor="_Toc997336425">
             <w:r>
               <w:rPr>
                 <w:rStyle w:val="Hyperlink"/>
               </w:rPr>
-              <w:t>3. Zéró Bizalom és Portbiztonság (Port Security) Teszt</w:t>
+              <w:t>10. Központi Nyomtatókezelés és Kiosztás Teszt</w:t>
             </w:r>
             <w:r>
               <w:tab/>
@@ -251,7 +501,7 @@
               <w:fldChar w:fldCharType="begin"/>
             </w:r>
             <w:r>
-              <w:instrText xml:space="preserve">PAGEREF _Toc1581129393 \h</w:instrText>
+              <w:instrText xml:space="preserve">PAGEREF _Toc997336425 \h</w:instrText>
             </w:r>
             <w:r>
               <w:fldChar w:fldCharType="separate"/>
@@ -260,30 +510,27 @@
               <w:rPr>
                 <w:rStyle w:val="Hyperlink"/>
               </w:rPr>
-              <w:t>3</w:t>
+              <w:t>13</w:t>
             </w:r>
             <w:r>
               <w:fldChar w:fldCharType="end"/>
             </w:r>
           </w:hyperlink>
         </w:p>
-        <w:p xmlns:wp14="http://schemas.microsoft.com/office/word/2010/wordml" wp14:paraId="268C79C3" wp14:textId="5040A482">
+        <w:p>
           <w:pPr>
             <w:pStyle w:val="TOC3"/>
             <w:tabs>
               <w:tab w:val="right" w:leader="dot" w:pos="9015"/>
             </w:tabs>
             <w:bidi w:val="0"/>
-            <w:rPr>
-              <w:rStyle w:val="Hyperlink"/>
-            </w:rPr>
           </w:pPr>
-          <w:hyperlink w:anchor="_Toc573260339">
+          <w:hyperlink w:anchor="_Toc344730851">
             <w:r>
               <w:rPr>
                 <w:rStyle w:val="Hyperlink"/>
               </w:rPr>
-              <w:t>4. Központosított Címkiosztás (DHCP Relay / IP Helper) Teszt</w:t>
+              <w:t>11. Hálózati Fájlmegosztás és Jogosultság (File Server) Teszt</w:t>
             </w:r>
             <w:r>
               <w:tab/>
@@ -292,7 +539,7 @@
               <w:fldChar w:fldCharType="begin"/>
             </w:r>
             <w:r>
-              <w:instrText xml:space="preserve">PAGEREF _Toc573260339 \h</w:instrText>
+              <w:instrText xml:space="preserve">PAGEREF _Toc344730851 \h</w:instrText>
             </w:r>
             <w:r>
               <w:fldChar w:fldCharType="separate"/>
@@ -301,130 +548,7 @@
               <w:rPr>
                 <w:rStyle w:val="Hyperlink"/>
               </w:rPr>
-              <w:t>3</w:t>
-            </w:r>
-            <w:r>
-              <w:fldChar w:fldCharType="end"/>
-            </w:r>
-          </w:hyperlink>
-        </w:p>
-        <w:p xmlns:wp14="http://schemas.microsoft.com/office/word/2010/wordml" wp14:paraId="41C5ECAC" wp14:textId="7CBE0FFC">
-          <w:pPr>
-            <w:pStyle w:val="TOC3"/>
-            <w:tabs>
-              <w:tab w:val="right" w:leader="dot" w:pos="9015"/>
-            </w:tabs>
-            <w:bidi w:val="0"/>
-            <w:rPr>
-              <w:rStyle w:val="Hyperlink"/>
-            </w:rPr>
-          </w:pPr>
-          <w:hyperlink w:anchor="_Toc1099097401">
-            <w:r>
-              <w:rPr>
-                <w:rStyle w:val="Hyperlink"/>
-              </w:rPr>
-              <w:t>5. GRE over IPsec VPN Architektúra és OSPF Integráció Teszt</w:t>
-            </w:r>
-            <w:r>
-              <w:tab/>
-            </w:r>
-            <w:r>
-              <w:fldChar w:fldCharType="begin"/>
-            </w:r>
-            <w:r>
-              <w:instrText xml:space="preserve">PAGEREF _Toc1099097401 \h</w:instrText>
-            </w:r>
-            <w:r>
-              <w:fldChar w:fldCharType="separate"/>
-            </w:r>
-            <w:r>
-              <w:rPr>
-                <w:rStyle w:val="Hyperlink"/>
-              </w:rPr>
-              <w:t>4</w:t>
-            </w:r>
-            <w:r>
-              <w:fldChar w:fldCharType="end"/>
-            </w:r>
-          </w:hyperlink>
-        </w:p>
-        <w:p xmlns:wp14="http://schemas.microsoft.com/office/word/2010/wordml" wp14:paraId="02473C78" wp14:textId="442B6B66">
-          <w:pPr>
-            <w:pStyle w:val="TOC3"/>
-            <w:tabs>
-              <w:tab w:val="right" w:leader="dot" w:pos="9015"/>
-            </w:tabs>
-            <w:bidi w:val="0"/>
-            <w:rPr>
-              <w:rStyle w:val="Hyperlink"/>
-            </w:rPr>
-          </w:pPr>
-          <w:hyperlink w:anchor="_Toc1255830242">
-            <w:r>
-              <w:rPr>
-                <w:rStyle w:val="Hyperlink"/>
-              </w:rPr>
-              <w:t>6. Egyirányú SSH (Remote Admin) Teszt</w:t>
-            </w:r>
-            <w:r>
-              <w:tab/>
-            </w:r>
-            <w:r>
-              <w:fldChar w:fldCharType="begin"/>
-            </w:r>
-            <w:r>
-              <w:instrText xml:space="preserve">PAGEREF _Toc1255830242 \h</w:instrText>
-            </w:r>
-            <w:r>
-              <w:fldChar w:fldCharType="separate"/>
-            </w:r>
-            <w:r>
-              <w:rPr>
-                <w:rStyle w:val="Hyperlink"/>
-              </w:rPr>
-              <w:t>4</w:t>
-            </w:r>
-            <w:r>
-              <w:fldChar w:fldCharType="end"/>
-            </w:r>
-          </w:hyperlink>
-        </w:p>
-        <w:p xmlns:wp14="http://schemas.microsoft.com/office/word/2010/wordml" wp14:paraId="36A6B995" wp14:textId="218AF369">
-          <w:pPr>
-            <w:pStyle w:val="TOC3"/>
-            <w:tabs>
-              <w:tab w:val="right" w:leader="dot" w:pos="9015"/>
-            </w:tabs>
-            <w:bidi w:val="0"/>
-            <w:rPr>
-              <w:rStyle w:val="Hyperlink"/>
-            </w:rPr>
-          </w:pPr>
-          <w:hyperlink w:anchor="_Toc653318885">
-            <w:r>
-              <w:rPr>
-                <w:rStyle w:val="Hyperlink"/>
-              </w:rPr>
-              <w:t>7. Támadási Felület Minimalizálása (Blackhole VLAN) Teszt</w:t>
-            </w:r>
-            <w:r>
-              <w:tab/>
-            </w:r>
-            <w:r>
-              <w:fldChar w:fldCharType="begin"/>
-            </w:r>
-            <w:r>
-              <w:instrText xml:space="preserve">PAGEREF _Toc653318885 \h</w:instrText>
-            </w:r>
-            <w:r>
-              <w:fldChar w:fldCharType="separate"/>
-            </w:r>
-            <w:r>
-              <w:rPr>
-                <w:rStyle w:val="Hyperlink"/>
-              </w:rPr>
-              <w:t>5</w:t>
+              <w:t>14</w:t>
             </w:r>
             <w:r>
               <w:fldChar w:fldCharType="end"/>
@@ -475,7 +599,7 @@
           <w:lang w:val="hu-HU"/>
         </w:rPr>
       </w:pPr>
-      <w:bookmarkStart w:name="_Toc2043761180" w:id="743262528"/>
+      <w:bookmarkStart w:name="_Toc990094016" w:id="323064345"/>
       <w:r>
         <w:rPr>
           <w:rFonts w:ascii="Aptos" w:hAnsi="Aptos" w:eastAsia="Aptos" w:cs="Aptos"/>
@@ -489,7 +613,7 @@
         </w:rPr>
         <w:t>1. Első Ugrás Redundancia Teszt (Layer 3 - HSRP)</w:t>
       </w:r>
-      <w:bookmarkEnd w:id="743262528"/>
+      <w:bookmarkEnd w:id="323064345"/>
     </w:p>
     <w:p xmlns:wp14="http://schemas.microsoft.com/office/word/2010/wordml" wp14:paraId="6AB6B03A" wp14:textId="49F833EB">
       <w:pPr>
@@ -964,7 +1088,7 @@
           <w:lang w:val="hu-HU"/>
         </w:rPr>
       </w:pPr>
-      <w:bookmarkStart w:name="_Toc1399750589" w:id="103218367"/>
+      <w:bookmarkStart w:name="_Toc1049836526" w:id="202336321"/>
       <w:r>
         <w:rPr>
           <w:rFonts w:ascii="Aptos" w:hAnsi="Aptos" w:eastAsia="Aptos" w:cs="Aptos"/>
@@ -1004,7 +1128,7 @@
         </w:rPr>
         <w:t xml:space="preserve"> 2 - Rapid PVST+)</w:t>
       </w:r>
-      <w:bookmarkEnd w:id="103218367"/>
+      <w:bookmarkEnd w:id="202336321"/>
     </w:p>
     <w:p xmlns:wp14="http://schemas.microsoft.com/office/word/2010/wordml" wp14:paraId="012A10D4" wp14:textId="34A96488">
       <w:pPr>
@@ -1538,7 +1662,7 @@
           <w:lang w:val="hu-HU"/>
         </w:rPr>
       </w:pPr>
-      <w:bookmarkStart w:name="_Toc1581129393" w:id="703921635"/>
+      <w:bookmarkStart w:name="_Toc819116234" w:id="586370052"/>
       <w:r>
         <w:rPr>
           <w:rFonts w:ascii="Aptos" w:hAnsi="Aptos" w:eastAsia="Aptos" w:cs="Aptos"/>
@@ -1552,7 +1676,7 @@
         </w:rPr>
         <w:t>3. Zéró Bizalom és Portbiztonság (Port Security) Teszt</w:t>
       </w:r>
-      <w:bookmarkEnd w:id="703921635"/>
+      <w:bookmarkEnd w:id="586370052"/>
     </w:p>
     <w:p xmlns:wp14="http://schemas.microsoft.com/office/word/2010/wordml" wp14:paraId="659DD44D" wp14:textId="48C5A7E1">
       <w:pPr>
@@ -2180,7 +2304,7 @@
           <w:lang w:val="hu-HU"/>
         </w:rPr>
       </w:pPr>
-      <w:bookmarkStart w:name="_Toc573260339" w:id="1231248930"/>
+      <w:bookmarkStart w:name="_Toc864438655" w:id="1252414356"/>
       <w:r>
         <w:rPr>
           <w:rFonts w:ascii="Aptos" w:hAnsi="Aptos" w:eastAsia="Aptos" w:cs="Aptos"/>
@@ -2194,7 +2318,7 @@
         </w:rPr>
         <w:t>4. Központosított Címkiosztás (DHCP Relay / IP Helper) Teszt</w:t>
       </w:r>
-      <w:bookmarkEnd w:id="1231248930"/>
+      <w:bookmarkEnd w:id="1252414356"/>
     </w:p>
     <w:p xmlns:wp14="http://schemas.microsoft.com/office/word/2010/wordml" wp14:paraId="1BE1CE7E" wp14:textId="5EBDF518">
       <w:pPr>
@@ -2644,7 +2768,7 @@
           <w:lang w:val="hu-HU"/>
         </w:rPr>
       </w:pPr>
-      <w:bookmarkStart w:name="_Toc1099097401" w:id="154533540"/>
+      <w:bookmarkStart w:name="_Toc1801032376" w:id="2125151956"/>
       <w:r>
         <w:rPr>
           <w:rFonts w:ascii="Aptos" w:hAnsi="Aptos" w:eastAsia="Aptos" w:cs="Aptos"/>
@@ -2684,7 +2808,7 @@
         </w:rPr>
         <w:t xml:space="preserve"> VPN Architektúra és OSPF Integráció Teszt</w:t>
       </w:r>
-      <w:bookmarkEnd w:id="154533540"/>
+      <w:bookmarkEnd w:id="2125151956"/>
     </w:p>
     <w:p xmlns:wp14="http://schemas.microsoft.com/office/word/2010/wordml" wp14:paraId="3E85E962" wp14:textId="748E2A04">
       <w:pPr>
@@ -3303,7 +3427,7 @@
           <w:lang w:val="hu-HU"/>
         </w:rPr>
       </w:pPr>
-      <w:bookmarkStart w:name="_Toc1255830242" w:id="1681783207"/>
+      <w:bookmarkStart w:name="_Toc2041930805" w:id="520052696"/>
       <w:r>
         <w:rPr>
           <w:rFonts w:ascii="Aptos" w:hAnsi="Aptos" w:eastAsia="Aptos" w:cs="Aptos"/>
@@ -3369,7 +3493,7 @@
         </w:rPr>
         <w:t>) Teszt</w:t>
       </w:r>
-      <w:bookmarkEnd w:id="1681783207"/>
+      <w:bookmarkEnd w:id="520052696"/>
     </w:p>
     <w:p xmlns:wp14="http://schemas.microsoft.com/office/word/2010/wordml" wp14:paraId="7BF6DD40" wp14:textId="170366D8">
       <w:pPr>
@@ -3805,7 +3929,7 @@
           <w:lang w:val="hu-HU"/>
         </w:rPr>
       </w:pPr>
-      <w:bookmarkStart w:name="_Toc653318885" w:id="380113272"/>
+      <w:bookmarkStart w:name="_Toc1569738639" w:id="1930828425"/>
       <w:r>
         <w:rPr>
           <w:rFonts w:ascii="Aptos" w:hAnsi="Aptos" w:eastAsia="Aptos" w:cs="Aptos"/>
@@ -3819,7 +3943,7 @@
         </w:rPr>
         <w:t>7. Támadási Felület Minimalizálása (Blackhole VLAN) Teszt</w:t>
       </w:r>
-      <w:bookmarkEnd w:id="380113272"/>
+      <w:bookmarkEnd w:id="1930828425"/>
     </w:p>
     <w:p xmlns:wp14="http://schemas.microsoft.com/office/word/2010/wordml" wp14:paraId="1351112D" wp14:textId="4636C3C6">
       <w:pPr>
@@ -4111,6 +4235,1282 @@
       </w:r>
     </w:p>
     <w:p xmlns:wp14="http://schemas.microsoft.com/office/word/2010/wordml" wp14:paraId="29B63463" wp14:textId="37BBEE1F"/>
+    <w:p>
+      <w:pPr>
+        <w:pStyle w:val="Heading3"/>
+        <w:spacing w:before="281" w:beforeAutospacing="off" w:after="281" w:afterAutospacing="off"/>
+        <w:rPr>
+          <w:rFonts w:ascii="Aptos" w:hAnsi="Aptos" w:eastAsia="Aptos" w:cs="Aptos"/>
+          <w:b w:val="1"/>
+          <w:bCs w:val="1"/>
+          <w:noProof w:val="0"/>
+          <w:sz w:val="28"/>
+          <w:szCs w:val="28"/>
+          <w:lang w:val="hu-HU"/>
+        </w:rPr>
+      </w:pPr>
+    </w:p>
+    <w:p>
+      <w:r>
+        <w:br w:type="page"/>
+      </w:r>
+    </w:p>
+    <w:p>
+      <w:pPr>
+        <w:pStyle w:val="Heading3"/>
+        <w:spacing w:before="281" w:beforeAutospacing="off" w:after="281" w:afterAutospacing="off"/>
+        <w:rPr>
+          <w:rFonts w:ascii="Aptos" w:hAnsi="Aptos" w:eastAsia="Aptos" w:cs="Aptos"/>
+          <w:b w:val="1"/>
+          <w:bCs w:val="1"/>
+          <w:noProof w:val="0"/>
+          <w:color w:val="auto"/>
+          <w:sz w:val="28"/>
+          <w:szCs w:val="28"/>
+          <w:lang w:val="hu-HU"/>
+        </w:rPr>
+      </w:pPr>
+      <w:bookmarkStart w:name="_Toc1085884886" w:id="1653958106"/>
+      <w:r>
+        <w:rPr>
+          <w:rFonts w:ascii="Aptos" w:hAnsi="Aptos" w:eastAsia="Aptos" w:cs="Aptos"/>
+          <w:b w:val="1"/>
+          <w:bCs w:val="1"/>
+          <w:noProof w:val="0"/>
+          <w:color w:val="auto"/>
+          <w:sz w:val="28"/>
+          <w:szCs w:val="28"/>
+          <w:lang w:val="hu-HU"/>
+        </w:rPr>
+        <w:t>8. Hálózati Címkiosztás és Tartományba Léptetés (Active Directory) Teszt</w:t>
+      </w:r>
+      <w:bookmarkEnd w:id="1653958106"/>
+    </w:p>
+    <w:p>
+      <w:pPr>
+        <w:spacing w:before="240" w:beforeAutospacing="off" w:after="240" w:afterAutospacing="off"/>
+      </w:pPr>
+      <w:r>
+        <w:rPr>
+          <w:rFonts w:ascii="Aptos" w:hAnsi="Aptos" w:eastAsia="Aptos" w:cs="Aptos"/>
+          <w:b w:val="1"/>
+          <w:bCs w:val="1"/>
+          <w:noProof w:val="0"/>
+          <w:sz w:val="24"/>
+          <w:szCs w:val="24"/>
+          <w:lang w:val="hu-HU"/>
+        </w:rPr>
+        <w:t>A teszt célja:</w:t>
+      </w:r>
+      <w:r>
+        <w:rPr>
+          <w:rFonts w:ascii="Aptos" w:hAnsi="Aptos" w:eastAsia="Aptos" w:cs="Aptos"/>
+          <w:noProof w:val="0"/>
+          <w:sz w:val="24"/>
+          <w:szCs w:val="24"/>
+          <w:lang w:val="hu-HU"/>
+        </w:rPr>
+        <w:t xml:space="preserve"> A kliens gépek megfelelő hálózati konfigurációjának (DHCP, DNS), valamint a központi </w:t>
+      </w:r>
+      <w:r>
+        <w:rPr>
+          <w:rFonts w:ascii="Consolas" w:hAnsi="Consolas" w:eastAsia="Consolas" w:cs="Consolas"/>
+          <w:noProof w:val="0"/>
+          <w:sz w:val="24"/>
+          <w:szCs w:val="24"/>
+          <w:lang w:val="hu-HU"/>
+        </w:rPr>
+        <w:t>korhaz.lan</w:t>
+      </w:r>
+      <w:r>
+        <w:rPr>
+          <w:rFonts w:ascii="Aptos" w:hAnsi="Aptos" w:eastAsia="Aptos" w:cs="Aptos"/>
+          <w:noProof w:val="0"/>
+          <w:sz w:val="24"/>
+          <w:szCs w:val="24"/>
+          <w:lang w:val="hu-HU"/>
+        </w:rPr>
+        <w:t xml:space="preserve"> Active Directory tartományhoz való sikeres csatlakozásának ellenőrzése. </w:t>
+      </w:r>
+    </w:p>
+    <w:p>
+      <w:pPr>
+        <w:spacing w:before="240" w:beforeAutospacing="off" w:after="240" w:afterAutospacing="off"/>
+      </w:pPr>
+      <w:r>
+        <w:rPr>
+          <w:rFonts w:ascii="Aptos" w:hAnsi="Aptos" w:eastAsia="Aptos" w:cs="Aptos"/>
+          <w:b w:val="1"/>
+          <w:bCs w:val="1"/>
+          <w:noProof w:val="0"/>
+          <w:sz w:val="24"/>
+          <w:szCs w:val="24"/>
+          <w:lang w:val="hu-HU"/>
+        </w:rPr>
+        <w:t>Forgatókönyv:</w:t>
+      </w:r>
+      <w:r>
+        <w:rPr>
+          <w:rFonts w:ascii="Aptos" w:hAnsi="Aptos" w:eastAsia="Aptos" w:cs="Aptos"/>
+          <w:noProof w:val="0"/>
+          <w:sz w:val="24"/>
+          <w:szCs w:val="24"/>
+          <w:lang w:val="hu-HU"/>
+        </w:rPr>
+        <w:t xml:space="preserve"> A kliens gép hálózati interfészének inicializálása után ellenőrizzük a kapott IP beállításokat és a DNS utótagot, majd igazoljuk, hogy a számítógép sikeresen csatlakozott a címtárhoz. </w:t>
+      </w:r>
+    </w:p>
+    <w:p>
+      <w:pPr>
+        <w:spacing w:before="240" w:beforeAutospacing="off" w:after="240" w:afterAutospacing="off"/>
+      </w:pPr>
+      <w:r>
+        <w:rPr>
+          <w:rFonts w:ascii="Aptos" w:hAnsi="Aptos" w:eastAsia="Aptos" w:cs="Aptos"/>
+          <w:b w:val="1"/>
+          <w:bCs w:val="1"/>
+          <w:noProof w:val="0"/>
+          <w:sz w:val="24"/>
+          <w:szCs w:val="24"/>
+          <w:lang w:val="hu-HU"/>
+        </w:rPr>
+        <w:t>Végrehajtás és Ellenőrzés:</w:t>
+      </w:r>
+      <w:r>
+        <w:rPr>
+          <w:rFonts w:ascii="Aptos" w:hAnsi="Aptos" w:eastAsia="Aptos" w:cs="Aptos"/>
+          <w:noProof w:val="0"/>
+          <w:sz w:val="24"/>
+          <w:szCs w:val="24"/>
+          <w:lang w:val="hu-HU"/>
+        </w:rPr>
+        <w:t xml:space="preserve"> A kliens gép parancssorában kérdezzük le a hálózati adapterek részletes konfigurációját az alábbi paranccsal: </w:t>
+      </w:r>
+      <w:r>
+        <w:rPr>
+          <w:rFonts w:ascii="Consolas" w:hAnsi="Consolas" w:eastAsia="Consolas" w:cs="Consolas"/>
+          <w:noProof w:val="0"/>
+          <w:sz w:val="24"/>
+          <w:szCs w:val="24"/>
+          <w:lang w:val="hu-HU"/>
+        </w:rPr>
+        <w:t>ipconfig</w:t>
+      </w:r>
+      <w:r>
+        <w:rPr>
+          <w:rFonts w:ascii="Consolas" w:hAnsi="Consolas" w:eastAsia="Consolas" w:cs="Consolas"/>
+          <w:noProof w:val="0"/>
+          <w:sz w:val="24"/>
+          <w:szCs w:val="24"/>
+          <w:lang w:val="hu-HU"/>
+        </w:rPr>
+        <w:t xml:space="preserve"> /</w:t>
+      </w:r>
+      <w:r>
+        <w:rPr>
+          <w:rFonts w:ascii="Consolas" w:hAnsi="Consolas" w:eastAsia="Consolas" w:cs="Consolas"/>
+          <w:noProof w:val="0"/>
+          <w:sz w:val="24"/>
+          <w:szCs w:val="24"/>
+          <w:lang w:val="hu-HU"/>
+        </w:rPr>
+        <w:t>all</w:t>
+      </w:r>
+      <w:r>
+        <w:rPr>
+          <w:rFonts w:ascii="Aptos" w:hAnsi="Aptos" w:eastAsia="Aptos" w:cs="Aptos"/>
+          <w:noProof w:val="0"/>
+          <w:sz w:val="24"/>
+          <w:szCs w:val="24"/>
+          <w:lang w:val="hu-HU"/>
+        </w:rPr>
+        <w:t xml:space="preserve"> </w:t>
+      </w:r>
+      <w:r>
+        <w:rPr>
+          <w:rFonts w:ascii="Aptos" w:hAnsi="Aptos" w:eastAsia="Aptos" w:cs="Aptos"/>
+          <w:noProof w:val="0"/>
+          <w:sz w:val="24"/>
+          <w:szCs w:val="24"/>
+          <w:lang w:val="hu-HU"/>
+        </w:rPr>
+        <w:t xml:space="preserve"> </w:t>
+      </w:r>
+      <w:r>
+        <w:rPr>
+          <w:rFonts w:ascii="Aptos" w:hAnsi="Aptos" w:eastAsia="Aptos" w:cs="Aptos"/>
+          <w:i w:val="1"/>
+          <w:iCs w:val="1"/>
+          <w:noProof w:val="0"/>
+          <w:sz w:val="24"/>
+          <w:szCs w:val="24"/>
+          <w:lang w:val="hu-HU"/>
+        </w:rPr>
+        <w:t>Elvárt eredmény:</w:t>
+      </w:r>
+      <w:r>
+        <w:rPr>
+          <w:rFonts w:ascii="Aptos" w:hAnsi="Aptos" w:eastAsia="Aptos" w:cs="Aptos"/>
+          <w:noProof w:val="0"/>
+          <w:sz w:val="24"/>
+          <w:szCs w:val="24"/>
+          <w:lang w:val="hu-HU"/>
+        </w:rPr>
+        <w:t xml:space="preserve"> </w:t>
+      </w:r>
+      <w:r>
+        <w:rPr>
+          <w:rFonts w:ascii="Aptos" w:hAnsi="Aptos" w:eastAsia="Aptos" w:cs="Aptos"/>
+          <w:noProof w:val="0"/>
+          <w:sz w:val="24"/>
+          <w:szCs w:val="24"/>
+          <w:lang w:val="hu-HU"/>
+        </w:rPr>
+        <w:t xml:space="preserve"> </w:t>
+      </w:r>
+      <w:r>
+        <w:rPr>
+          <w:rFonts w:ascii="Aptos" w:hAnsi="Aptos" w:eastAsia="Aptos" w:cs="Aptos"/>
+          <w:noProof w:val="0"/>
+          <w:sz w:val="24"/>
+          <w:szCs w:val="24"/>
+          <w:lang w:val="hu-HU"/>
+        </w:rPr>
+        <w:t xml:space="preserve">Az adapter megkapta a </w:t>
+      </w:r>
+      <w:r>
+        <w:rPr>
+          <w:rFonts w:ascii="Consolas" w:hAnsi="Consolas" w:eastAsia="Consolas" w:cs="Consolas"/>
+          <w:noProof w:val="0"/>
+          <w:sz w:val="24"/>
+          <w:szCs w:val="24"/>
+          <w:lang w:val="hu-HU"/>
+        </w:rPr>
+        <w:t>192.168.50.x</w:t>
+      </w:r>
+      <w:r>
+        <w:rPr>
+          <w:rFonts w:ascii="Aptos" w:hAnsi="Aptos" w:eastAsia="Aptos" w:cs="Aptos"/>
+          <w:noProof w:val="0"/>
+          <w:sz w:val="24"/>
+          <w:szCs w:val="24"/>
+          <w:lang w:val="hu-HU"/>
+        </w:rPr>
+        <w:t xml:space="preserve"> tartományú IP-címet, és látszik a </w:t>
+      </w:r>
+      <w:r>
+        <w:rPr>
+          <w:rFonts w:ascii="Consolas" w:hAnsi="Consolas" w:eastAsia="Consolas" w:cs="Consolas"/>
+          <w:noProof w:val="0"/>
+          <w:sz w:val="24"/>
+          <w:szCs w:val="24"/>
+          <w:lang w:val="hu-HU"/>
+        </w:rPr>
+        <w:t>korhaz.lan</w:t>
+      </w:r>
+      <w:r>
+        <w:rPr>
+          <w:rFonts w:ascii="Aptos" w:hAnsi="Aptos" w:eastAsia="Aptos" w:cs="Aptos"/>
+          <w:noProof w:val="0"/>
+          <w:sz w:val="24"/>
+          <w:szCs w:val="24"/>
+          <w:lang w:val="hu-HU"/>
+        </w:rPr>
+        <w:t xml:space="preserve"> </w:t>
+      </w:r>
+      <w:r>
+        <w:rPr>
+          <w:rFonts w:ascii="Aptos" w:hAnsi="Aptos" w:eastAsia="Aptos" w:cs="Aptos"/>
+          <w:noProof w:val="0"/>
+          <w:sz w:val="24"/>
+          <w:szCs w:val="24"/>
+          <w:lang w:val="hu-HU"/>
+        </w:rPr>
+        <w:t xml:space="preserve"> </w:t>
+      </w:r>
+      <w:r>
+        <w:rPr>
+          <w:rFonts w:ascii="Aptos" w:hAnsi="Aptos" w:eastAsia="Aptos" w:cs="Aptos"/>
+          <w:noProof w:val="0"/>
+          <w:sz w:val="24"/>
+          <w:szCs w:val="24"/>
+          <w:lang w:val="hu-HU"/>
+        </w:rPr>
+        <w:t>DNS utótag.</w:t>
+      </w:r>
+    </w:p>
+    <w:p>
+      <w:pPr>
+        <w:pStyle w:val="Normal"/>
+        <w:spacing w:before="240" w:beforeAutospacing="off" w:after="240" w:afterAutospacing="off"/>
+      </w:pPr>
+      <w:r>
+        <w:drawing>
+          <wp:inline wp14:editId="6ED4FE79" wp14:anchorId="0FC9A88A">
+            <wp:extent cx="5724525" cy="2705100"/>
+            <wp:effectExtent l="0" t="0" r="0" b="0"/>
+            <wp:docPr id="231781028" name="drawing"/>
+            <wp:cNvGraphicFramePr>
+              <a:graphicFrameLocks noChangeAspect="1"/>
+            </wp:cNvGraphicFramePr>
+            <a:graphic>
+              <a:graphicData xmlns:a="http://schemas.openxmlformats.org/drawingml/2006/main" uri="http://schemas.openxmlformats.org/drawingml/2006/picture">
+                <pic:pic xmlns:pic="http://schemas.openxmlformats.org/drawingml/2006/picture">
+                  <pic:nvPicPr>
+                    <pic:cNvPr id="231781028" name="Picture 231781028"/>
+                    <pic:cNvPicPr/>
+                  </pic:nvPicPr>
+                  <pic:blipFill>
+                    <a:blip xmlns:r="http://schemas.openxmlformats.org/officeDocument/2006/relationships" r:embed="rId160000481">
+                      <a:extLst>
+                        <a:ext uri="{28A0092B-C50C-407E-A947-70E740481C1C}">
+                          <a14:useLocalDpi xmlns:a14="http://schemas.microsoft.com/office/drawing/2010/main"/>
+                        </a:ext>
+                      </a:extLst>
+                    </a:blip>
+                    <a:stretch>
+                      <a:fillRect/>
+                    </a:stretch>
+                  </pic:blipFill>
+                  <pic:spPr>
+                    <a:xfrm>
+                      <a:off x="0" y="0"/>
+                      <a:ext cx="5724525" cy="2705100"/>
+                    </a:xfrm>
+                    <a:prstGeom prst="rect">
+                      <a:avLst/>
+                    </a:prstGeom>
+                  </pic:spPr>
+                </pic:pic>
+              </a:graphicData>
+            </a:graphic>
+          </wp:inline>
+        </w:drawing>
+      </w:r>
+    </w:p>
+    <w:p>
+      <w:pPr>
+        <w:spacing w:before="240" w:beforeAutospacing="off" w:after="240" w:afterAutospacing="off"/>
+      </w:pPr>
+      <w:r>
+        <w:rPr>
+          <w:rFonts w:ascii="Aptos" w:hAnsi="Aptos" w:eastAsia="Aptos" w:cs="Aptos"/>
+          <w:noProof w:val="0"/>
+          <w:sz w:val="24"/>
+          <w:szCs w:val="24"/>
+          <w:lang w:val="hu-HU"/>
+        </w:rPr>
+        <w:t>A Windows Rendszer (System) beállításaiban ellenőrizzük a tartományi tagságot.</w:t>
+      </w:r>
+    </w:p>
+    <w:p>
+      <w:pPr>
+        <w:spacing w:before="240" w:beforeAutospacing="off" w:after="240" w:afterAutospacing="off"/>
+      </w:pPr>
+      <w:r>
+        <w:rPr>
+          <w:rFonts w:ascii="Aptos" w:hAnsi="Aptos" w:eastAsia="Aptos" w:cs="Aptos"/>
+          <w:noProof w:val="0"/>
+          <w:sz w:val="24"/>
+          <w:szCs w:val="24"/>
+          <w:lang w:val="hu-HU"/>
+        </w:rPr>
+        <w:t xml:space="preserve"> </w:t>
+      </w:r>
+      <w:r>
+        <w:rPr>
+          <w:rFonts w:ascii="Aptos" w:hAnsi="Aptos" w:eastAsia="Aptos" w:cs="Aptos"/>
+          <w:i w:val="1"/>
+          <w:iCs w:val="1"/>
+          <w:noProof w:val="0"/>
+          <w:sz w:val="24"/>
+          <w:szCs w:val="24"/>
+          <w:lang w:val="hu-HU"/>
+        </w:rPr>
+        <w:t>Elvárt eredmény:</w:t>
+      </w:r>
+      <w:r>
+        <w:rPr>
+          <w:rFonts w:ascii="Aptos" w:hAnsi="Aptos" w:eastAsia="Aptos" w:cs="Aptos"/>
+          <w:noProof w:val="0"/>
+          <w:sz w:val="24"/>
+          <w:szCs w:val="24"/>
+          <w:lang w:val="hu-HU"/>
+        </w:rPr>
+        <w:t xml:space="preserve"> A rendszer megerősíti az Active Directory-hoz való sikeres csatlakozást ("Welcome to the korhaz.lan domain.").</w:t>
+      </w:r>
+    </w:p>
+    <w:p>
+      <w:pPr>
+        <w:pStyle w:val="Normal"/>
+        <w:spacing w:before="240" w:beforeAutospacing="off" w:after="240" w:afterAutospacing="off"/>
+        <w:ind w:left="708" w:firstLine="708"/>
+      </w:pPr>
+      <w:r>
+        <w:drawing>
+          <wp:inline wp14:editId="1A5453C0" wp14:anchorId="77EE3DC5">
+            <wp:extent cx="2686425" cy="1409897"/>
+            <wp:effectExtent l="0" t="0" r="0" b="0"/>
+            <wp:docPr id="2057080964" name="drawing"/>
+            <wp:cNvGraphicFramePr>
+              <a:graphicFrameLocks noChangeAspect="1"/>
+            </wp:cNvGraphicFramePr>
+            <a:graphic>
+              <a:graphicData xmlns:a="http://schemas.openxmlformats.org/drawingml/2006/main" uri="http://schemas.openxmlformats.org/drawingml/2006/picture">
+                <pic:pic xmlns:pic="http://schemas.openxmlformats.org/drawingml/2006/picture">
+                  <pic:nvPicPr>
+                    <pic:cNvPr id="2057080964" name="Picture 2057080964"/>
+                    <pic:cNvPicPr/>
+                  </pic:nvPicPr>
+                  <pic:blipFill>
+                    <a:blip xmlns:r="http://schemas.openxmlformats.org/officeDocument/2006/relationships" r:embed="rId120867376">
+                      <a:extLst>
+                        <a:ext uri="{28A0092B-C50C-407E-A947-70E740481C1C}">
+                          <a14:useLocalDpi xmlns:a14="http://schemas.microsoft.com/office/drawing/2010/main"/>
+                        </a:ext>
+                      </a:extLst>
+                    </a:blip>
+                    <a:stretch>
+                      <a:fillRect/>
+                    </a:stretch>
+                  </pic:blipFill>
+                  <pic:spPr>
+                    <a:xfrm>
+                      <a:off x="0" y="0"/>
+                      <a:ext cx="2686425" cy="1409897"/>
+                    </a:xfrm>
+                    <a:prstGeom prst="rect">
+                      <a:avLst/>
+                    </a:prstGeom>
+                  </pic:spPr>
+                </pic:pic>
+              </a:graphicData>
+            </a:graphic>
+          </wp:inline>
+        </w:drawing>
+      </w:r>
+    </w:p>
+    <w:p>
+      <w:pPr>
+        <w:pStyle w:val="Heading3"/>
+        <w:spacing w:before="281" w:beforeAutospacing="off" w:after="281" w:afterAutospacing="off"/>
+        <w:rPr>
+          <w:rFonts w:ascii="Aptos" w:hAnsi="Aptos" w:eastAsia="Aptos" w:cs="Aptos"/>
+          <w:b w:val="1"/>
+          <w:bCs w:val="1"/>
+          <w:noProof w:val="0"/>
+          <w:color w:val="auto"/>
+          <w:sz w:val="28"/>
+          <w:szCs w:val="28"/>
+          <w:lang w:val="hu-HU"/>
+        </w:rPr>
+      </w:pPr>
+      <w:bookmarkStart w:name="_Toc888420182" w:id="1272471858"/>
+      <w:r>
+        <w:rPr>
+          <w:rFonts w:ascii="Aptos" w:hAnsi="Aptos" w:eastAsia="Aptos" w:cs="Aptos"/>
+          <w:b w:val="1"/>
+          <w:bCs w:val="1"/>
+          <w:noProof w:val="0"/>
+          <w:color w:val="auto"/>
+          <w:sz w:val="28"/>
+          <w:szCs w:val="28"/>
+          <w:lang w:val="hu-HU"/>
+        </w:rPr>
+        <w:t>9. Központosított Szoftvertelepítés (Group Policy) Teszt</w:t>
+      </w:r>
+      <w:bookmarkEnd w:id="1272471858"/>
+    </w:p>
+    <w:p>
+      <w:pPr>
+        <w:spacing w:before="240" w:beforeAutospacing="off" w:after="240" w:afterAutospacing="off"/>
+      </w:pPr>
+      <w:r>
+        <w:rPr>
+          <w:rFonts w:ascii="Aptos" w:hAnsi="Aptos" w:eastAsia="Aptos" w:cs="Aptos"/>
+          <w:b w:val="1"/>
+          <w:bCs w:val="1"/>
+          <w:noProof w:val="0"/>
+          <w:sz w:val="24"/>
+          <w:szCs w:val="24"/>
+          <w:lang w:val="hu-HU"/>
+        </w:rPr>
+        <w:t>A teszt célja:</w:t>
+      </w:r>
+      <w:r>
+        <w:rPr>
+          <w:rFonts w:ascii="Aptos" w:hAnsi="Aptos" w:eastAsia="Aptos" w:cs="Aptos"/>
+          <w:noProof w:val="0"/>
+          <w:sz w:val="24"/>
+          <w:szCs w:val="24"/>
+          <w:lang w:val="hu-HU"/>
+        </w:rPr>
+        <w:t xml:space="preserve"> Igazolni, hogy a csoportházirend (GPO) alapján a szükséges szoftverek (pl. 7-Zip tömörítő) automatikusan települnek a tartományba léptetett kliens gépekre. </w:t>
+      </w:r>
+    </w:p>
+    <w:p>
+      <w:pPr>
+        <w:spacing w:before="240" w:beforeAutospacing="off" w:after="240" w:afterAutospacing="off"/>
+      </w:pPr>
+      <w:r>
+        <w:rPr>
+          <w:rFonts w:ascii="Aptos" w:hAnsi="Aptos" w:eastAsia="Aptos" w:cs="Aptos"/>
+          <w:b w:val="1"/>
+          <w:bCs w:val="1"/>
+          <w:noProof w:val="0"/>
+          <w:sz w:val="24"/>
+          <w:szCs w:val="24"/>
+          <w:lang w:val="hu-HU"/>
+        </w:rPr>
+        <w:t>Forgatókönyv:</w:t>
+      </w:r>
+      <w:r>
+        <w:rPr>
+          <w:rFonts w:ascii="Aptos" w:hAnsi="Aptos" w:eastAsia="Aptos" w:cs="Aptos"/>
+          <w:noProof w:val="0"/>
+          <w:sz w:val="24"/>
+          <w:szCs w:val="24"/>
+          <w:lang w:val="hu-HU"/>
+        </w:rPr>
+        <w:t xml:space="preserve"> A Windows Serveren beállítunk egy Software Installation házirendet egy hálózati megosztásról (</w:t>
+      </w:r>
+      <w:hyperlink r:id="R87547c10726946be">
+        <w:r>
+          <w:rPr>
+            <w:rStyle w:val="Hyperlink"/>
+            <w:rFonts w:ascii="Consolas" w:hAnsi="Consolas" w:eastAsia="Consolas" w:cs="Consolas"/>
+            <w:noProof w:val="0"/>
+            <w:sz w:val="24"/>
+            <w:szCs w:val="24"/>
+            <w:lang w:val="hu-HU"/>
+          </w:rPr>
+          <w:t>\\KORHAZWINSRV\Users\Admini</w:t>
+        </w:r>
+      </w:hyperlink>
+      <w:r>
+        <w:rPr>
+          <w:rFonts w:ascii="Consolas" w:hAnsi="Consolas" w:eastAsia="Consolas" w:cs="Consolas"/>
+          <w:noProof w:val="0"/>
+          <w:sz w:val="24"/>
+          <w:szCs w:val="24"/>
+          <w:lang w:val="hu-HU"/>
+        </w:rPr>
+        <w:t>...</w:t>
+      </w:r>
+      <w:r>
+        <w:rPr>
+          <w:rFonts w:ascii="Aptos" w:hAnsi="Aptos" w:eastAsia="Aptos" w:cs="Aptos"/>
+          <w:noProof w:val="0"/>
+          <w:sz w:val="24"/>
+          <w:szCs w:val="24"/>
+          <w:lang w:val="hu-HU"/>
+        </w:rPr>
+        <w:t>), majd a kliens gépen ellenőrizzük a telepítés sikerességét a házirend frissülése után.</w:t>
+      </w:r>
+    </w:p>
+    <w:p>
+      <w:pPr>
+        <w:spacing w:before="240" w:beforeAutospacing="off" w:after="240" w:afterAutospacing="off"/>
+      </w:pPr>
+      <w:r>
+        <w:rPr>
+          <w:rFonts w:ascii="Aptos" w:hAnsi="Aptos" w:eastAsia="Aptos" w:cs="Aptos"/>
+          <w:noProof w:val="0"/>
+          <w:sz w:val="24"/>
+          <w:szCs w:val="24"/>
+          <w:lang w:val="hu-HU"/>
+        </w:rPr>
+        <w:t xml:space="preserve"> </w:t>
+      </w:r>
+      <w:r>
+        <w:rPr>
+          <w:rFonts w:ascii="Aptos" w:hAnsi="Aptos" w:eastAsia="Aptos" w:cs="Aptos"/>
+          <w:b w:val="1"/>
+          <w:bCs w:val="1"/>
+          <w:noProof w:val="0"/>
+          <w:sz w:val="24"/>
+          <w:szCs w:val="24"/>
+          <w:lang w:val="hu-HU"/>
+        </w:rPr>
+        <w:t>Végrehajtás és Ellenőrzés:</w:t>
+      </w:r>
+      <w:r>
+        <w:rPr>
+          <w:rFonts w:ascii="Aptos" w:hAnsi="Aptos" w:eastAsia="Aptos" w:cs="Aptos"/>
+          <w:noProof w:val="0"/>
+          <w:sz w:val="24"/>
+          <w:szCs w:val="24"/>
+          <w:lang w:val="hu-HU"/>
+        </w:rPr>
+        <w:t xml:space="preserve"> A szerveren nyissuk meg a Group Policy Management Editort, és ellenőrizzük a telepítendő csomag (7-Zip 26.01) "Assigned" állapotát.</w:t>
+      </w:r>
+    </w:p>
+    <w:p>
+      <w:pPr>
+        <w:pStyle w:val="Normal"/>
+        <w:spacing w:before="240" w:beforeAutospacing="off" w:after="240" w:afterAutospacing="off"/>
+      </w:pPr>
+      <w:r>
+        <w:drawing>
+          <wp:inline wp14:editId="354C6EDC" wp14:anchorId="5C7D669B">
+            <wp:extent cx="5724525" cy="1790700"/>
+            <wp:effectExtent l="0" t="0" r="0" b="0"/>
+            <wp:docPr id="17051690" name="drawing"/>
+            <wp:cNvGraphicFramePr>
+              <a:graphicFrameLocks noChangeAspect="1"/>
+            </wp:cNvGraphicFramePr>
+            <a:graphic>
+              <a:graphicData xmlns:a="http://schemas.openxmlformats.org/drawingml/2006/main" uri="http://schemas.openxmlformats.org/drawingml/2006/picture">
+                <pic:pic xmlns:pic="http://schemas.openxmlformats.org/drawingml/2006/picture">
+                  <pic:nvPicPr>
+                    <pic:cNvPr id="17051690" name="Picture 17051690"/>
+                    <pic:cNvPicPr/>
+                  </pic:nvPicPr>
+                  <pic:blipFill>
+                    <a:blip xmlns:r="http://schemas.openxmlformats.org/officeDocument/2006/relationships" r:embed="rId1399097478">
+                      <a:extLst>
+                        <a:ext uri="{28A0092B-C50C-407E-A947-70E740481C1C}">
+                          <a14:useLocalDpi xmlns:a14="http://schemas.microsoft.com/office/drawing/2010/main"/>
+                        </a:ext>
+                      </a:extLst>
+                    </a:blip>
+                    <a:stretch>
+                      <a:fillRect/>
+                    </a:stretch>
+                  </pic:blipFill>
+                  <pic:spPr>
+                    <a:xfrm>
+                      <a:off x="0" y="0"/>
+                      <a:ext cx="5724525" cy="1790700"/>
+                    </a:xfrm>
+                    <a:prstGeom prst="rect">
+                      <a:avLst/>
+                    </a:prstGeom>
+                  </pic:spPr>
+                </pic:pic>
+              </a:graphicData>
+            </a:graphic>
+          </wp:inline>
+        </w:drawing>
+      </w:r>
+    </w:p>
+    <w:p>
+      <w:pPr>
+        <w:spacing w:before="240" w:beforeAutospacing="off" w:after="240" w:afterAutospacing="off"/>
+      </w:pPr>
+      <w:r>
+        <w:rPr>
+          <w:rFonts w:ascii="Aptos" w:hAnsi="Aptos" w:eastAsia="Aptos" w:cs="Aptos"/>
+          <w:noProof w:val="0"/>
+          <w:sz w:val="24"/>
+          <w:szCs w:val="24"/>
+          <w:lang w:val="hu-HU"/>
+        </w:rPr>
+        <w:t xml:space="preserve">Jelentkezzünk be egy tartományi kliens gépen, és a Start menüben keressünk rá a szoftverre, hogy igazoljuk az automatikus települést. </w:t>
+      </w:r>
+      <w:r>
+        <w:rPr>
+          <w:rFonts w:ascii="Aptos" w:hAnsi="Aptos" w:eastAsia="Aptos" w:cs="Aptos"/>
+          <w:i w:val="1"/>
+          <w:iCs w:val="1"/>
+          <w:noProof w:val="0"/>
+          <w:sz w:val="24"/>
+          <w:szCs w:val="24"/>
+          <w:lang w:val="hu-HU"/>
+        </w:rPr>
+        <w:t>Elvárt eredmény:</w:t>
+      </w:r>
+      <w:r>
+        <w:rPr>
+          <w:rFonts w:ascii="Aptos" w:hAnsi="Aptos" w:eastAsia="Aptos" w:cs="Aptos"/>
+          <w:noProof w:val="0"/>
+          <w:sz w:val="24"/>
+          <w:szCs w:val="24"/>
+          <w:lang w:val="hu-HU"/>
+        </w:rPr>
+        <w:t xml:space="preserve"> A 7-Zip File Manager elérhető és futtatható a kliensen.</w:t>
+      </w:r>
+    </w:p>
+    <w:p>
+      <w:pPr>
+        <w:pStyle w:val="Normal"/>
+        <w:spacing w:before="240" w:beforeAutospacing="off" w:after="240" w:afterAutospacing="off"/>
+      </w:pPr>
+      <w:r>
+        <w:drawing>
+          <wp:inline wp14:editId="080C9452" wp14:anchorId="521DF712">
+            <wp:extent cx="5724525" cy="1495425"/>
+            <wp:effectExtent l="0" t="0" r="0" b="0"/>
+            <wp:docPr id="1060881027" name="drawing"/>
+            <wp:cNvGraphicFramePr>
+              <a:graphicFrameLocks noChangeAspect="1"/>
+            </wp:cNvGraphicFramePr>
+            <a:graphic>
+              <a:graphicData xmlns:a="http://schemas.openxmlformats.org/drawingml/2006/main" uri="http://schemas.openxmlformats.org/drawingml/2006/picture">
+                <pic:pic xmlns:pic="http://schemas.openxmlformats.org/drawingml/2006/picture">
+                  <pic:nvPicPr>
+                    <pic:cNvPr id="1060881027" name="Picture 1060881027"/>
+                    <pic:cNvPicPr/>
+                  </pic:nvPicPr>
+                  <pic:blipFill>
+                    <a:blip xmlns:r="http://schemas.openxmlformats.org/officeDocument/2006/relationships" r:embed="rId2143306699">
+                      <a:extLst>
+                        <a:ext uri="{28A0092B-C50C-407E-A947-70E740481C1C}">
+                          <a14:useLocalDpi xmlns:a14="http://schemas.microsoft.com/office/drawing/2010/main"/>
+                        </a:ext>
+                      </a:extLst>
+                    </a:blip>
+                    <a:stretch>
+                      <a:fillRect/>
+                    </a:stretch>
+                  </pic:blipFill>
+                  <pic:spPr>
+                    <a:xfrm>
+                      <a:off x="0" y="0"/>
+                      <a:ext cx="5724525" cy="1495425"/>
+                    </a:xfrm>
+                    <a:prstGeom prst="rect">
+                      <a:avLst/>
+                    </a:prstGeom>
+                  </pic:spPr>
+                </pic:pic>
+              </a:graphicData>
+            </a:graphic>
+          </wp:inline>
+        </w:drawing>
+      </w:r>
+    </w:p>
+    <w:p>
+      <w:pPr>
+        <w:pStyle w:val="Heading3"/>
+        <w:spacing w:before="281" w:beforeAutospacing="off" w:after="281" w:afterAutospacing="off"/>
+        <w:rPr>
+          <w:rFonts w:ascii="Aptos" w:hAnsi="Aptos" w:eastAsia="Aptos" w:cs="Aptos"/>
+          <w:b w:val="1"/>
+          <w:bCs w:val="1"/>
+          <w:noProof w:val="0"/>
+          <w:color w:val="auto"/>
+          <w:sz w:val="28"/>
+          <w:szCs w:val="28"/>
+          <w:lang w:val="hu-HU"/>
+        </w:rPr>
+      </w:pPr>
+    </w:p>
+    <w:p>
+      <w:r>
+        <w:br w:type="page"/>
+      </w:r>
+    </w:p>
+    <w:p>
+      <w:pPr>
+        <w:pStyle w:val="Heading3"/>
+        <w:spacing w:before="281" w:beforeAutospacing="off" w:after="281" w:afterAutospacing="off"/>
+        <w:rPr>
+          <w:rFonts w:ascii="Aptos" w:hAnsi="Aptos" w:eastAsia="Aptos" w:cs="Aptos"/>
+          <w:b w:val="1"/>
+          <w:bCs w:val="1"/>
+          <w:noProof w:val="0"/>
+          <w:color w:val="auto"/>
+          <w:sz w:val="28"/>
+          <w:szCs w:val="28"/>
+          <w:lang w:val="hu-HU"/>
+        </w:rPr>
+      </w:pPr>
+      <w:bookmarkStart w:name="_Toc997336425" w:id="1048211038"/>
+      <w:r>
+        <w:rPr>
+          <w:rFonts w:ascii="Aptos" w:hAnsi="Aptos" w:eastAsia="Aptos" w:cs="Aptos"/>
+          <w:b w:val="1"/>
+          <w:bCs w:val="1"/>
+          <w:noProof w:val="0"/>
+          <w:color w:val="auto"/>
+          <w:sz w:val="28"/>
+          <w:szCs w:val="28"/>
+          <w:lang w:val="hu-HU"/>
+        </w:rPr>
+        <w:t>10. Központi Nyomtatókezelés és Kiosztás Teszt</w:t>
+      </w:r>
+      <w:bookmarkEnd w:id="1048211038"/>
+    </w:p>
+    <w:p>
+      <w:pPr>
+        <w:spacing w:before="240" w:beforeAutospacing="off" w:after="240" w:afterAutospacing="off"/>
+      </w:pPr>
+      <w:r>
+        <w:rPr>
+          <w:rFonts w:ascii="Aptos" w:hAnsi="Aptos" w:eastAsia="Aptos" w:cs="Aptos"/>
+          <w:b w:val="1"/>
+          <w:bCs w:val="1"/>
+          <w:noProof w:val="0"/>
+          <w:sz w:val="24"/>
+          <w:szCs w:val="24"/>
+          <w:lang w:val="hu-HU"/>
+        </w:rPr>
+        <w:t>A teszt célja:</w:t>
+      </w:r>
+      <w:r>
+        <w:rPr>
+          <w:rFonts w:ascii="Aptos" w:hAnsi="Aptos" w:eastAsia="Aptos" w:cs="Aptos"/>
+          <w:noProof w:val="0"/>
+          <w:sz w:val="24"/>
+          <w:szCs w:val="24"/>
+          <w:lang w:val="hu-HU"/>
+        </w:rPr>
+        <w:t xml:space="preserve"> A kórházi nyomtatók központi menedzsmentjének (Print Management) és a kliensek felé történő kiajánlásának ellenőrzése. </w:t>
+      </w:r>
+    </w:p>
+    <w:p>
+      <w:pPr>
+        <w:spacing w:before="240" w:beforeAutospacing="off" w:after="240" w:afterAutospacing="off"/>
+      </w:pPr>
+      <w:r>
+        <w:rPr>
+          <w:rFonts w:ascii="Aptos" w:hAnsi="Aptos" w:eastAsia="Aptos" w:cs="Aptos"/>
+          <w:b w:val="1"/>
+          <w:bCs w:val="1"/>
+          <w:noProof w:val="0"/>
+          <w:sz w:val="24"/>
+          <w:szCs w:val="24"/>
+          <w:lang w:val="hu-HU"/>
+        </w:rPr>
+        <w:t>Forgatókönyv:</w:t>
+      </w:r>
+      <w:r>
+        <w:rPr>
+          <w:rFonts w:ascii="Aptos" w:hAnsi="Aptos" w:eastAsia="Aptos" w:cs="Aptos"/>
+          <w:noProof w:val="0"/>
+          <w:sz w:val="24"/>
+          <w:szCs w:val="24"/>
+          <w:lang w:val="hu-HU"/>
+        </w:rPr>
+        <w:t xml:space="preserve"> A szerveren konfigurált, osztályok szerinti nyomtatók (pl. Háziorvos, Bőrgyógyász, MRI, Recepció) közül a kliens környezetben a megfelelő eszköz válik elérhetővé a felhasználó számára. </w:t>
+      </w:r>
+    </w:p>
+    <w:p>
+      <w:pPr>
+        <w:spacing w:before="240" w:beforeAutospacing="off" w:after="240" w:afterAutospacing="off"/>
+      </w:pPr>
+      <w:r>
+        <w:rPr>
+          <w:rFonts w:ascii="Aptos" w:hAnsi="Aptos" w:eastAsia="Aptos" w:cs="Aptos"/>
+          <w:b w:val="1"/>
+          <w:bCs w:val="1"/>
+          <w:noProof w:val="0"/>
+          <w:sz w:val="24"/>
+          <w:szCs w:val="24"/>
+          <w:lang w:val="hu-HU"/>
+        </w:rPr>
+        <w:t>Végrehajtás és Ellenőrzés:</w:t>
+      </w:r>
+      <w:r>
+        <w:rPr>
+          <w:rFonts w:ascii="Aptos" w:hAnsi="Aptos" w:eastAsia="Aptos" w:cs="Aptos"/>
+          <w:noProof w:val="0"/>
+          <w:sz w:val="24"/>
+          <w:szCs w:val="24"/>
+          <w:lang w:val="hu-HU"/>
+        </w:rPr>
+        <w:t xml:space="preserve"> A szerveren ellenőrizzük a Print Management konzolban a "korhazwinsrv" kiszolgálóhoz rendelt, "Ready" állapotú nyomtatókat.</w:t>
+      </w:r>
+    </w:p>
+    <w:p>
+      <w:pPr>
+        <w:pStyle w:val="Normal"/>
+        <w:spacing w:before="240" w:beforeAutospacing="off" w:after="240" w:afterAutospacing="off"/>
+      </w:pPr>
+      <w:r>
+        <w:drawing>
+          <wp:inline wp14:editId="109B75AE" wp14:anchorId="53667C1F">
+            <wp:extent cx="5724525" cy="1847850"/>
+            <wp:effectExtent l="0" t="0" r="0" b="0"/>
+            <wp:docPr id="2012337063" name="drawing"/>
+            <wp:cNvGraphicFramePr>
+              <a:graphicFrameLocks noChangeAspect="1"/>
+            </wp:cNvGraphicFramePr>
+            <a:graphic>
+              <a:graphicData xmlns:a="http://schemas.openxmlformats.org/drawingml/2006/main" uri="http://schemas.openxmlformats.org/drawingml/2006/picture">
+                <pic:pic xmlns:pic="http://schemas.openxmlformats.org/drawingml/2006/picture">
+                  <pic:nvPicPr>
+                    <pic:cNvPr id="2012337063" name="Picture 2012337063"/>
+                    <pic:cNvPicPr/>
+                  </pic:nvPicPr>
+                  <pic:blipFill>
+                    <a:blip xmlns:r="http://schemas.openxmlformats.org/officeDocument/2006/relationships" r:embed="rId1252844040">
+                      <a:extLst>
+                        <a:ext uri="{28A0092B-C50C-407E-A947-70E740481C1C}">
+                          <a14:useLocalDpi xmlns:a14="http://schemas.microsoft.com/office/drawing/2010/main"/>
+                        </a:ext>
+                      </a:extLst>
+                    </a:blip>
+                    <a:stretch>
+                      <a:fillRect/>
+                    </a:stretch>
+                  </pic:blipFill>
+                  <pic:spPr>
+                    <a:xfrm>
+                      <a:off x="0" y="0"/>
+                      <a:ext cx="5724525" cy="1847850"/>
+                    </a:xfrm>
+                    <a:prstGeom prst="rect">
+                      <a:avLst/>
+                    </a:prstGeom>
+                  </pic:spPr>
+                </pic:pic>
+              </a:graphicData>
+            </a:graphic>
+          </wp:inline>
+        </w:drawing>
+      </w:r>
+    </w:p>
+    <w:p>
+      <w:pPr>
+        <w:spacing w:before="240" w:beforeAutospacing="off" w:after="240" w:afterAutospacing="off"/>
+      </w:pPr>
+      <w:r>
+        <w:rPr>
+          <w:rFonts w:ascii="Aptos" w:hAnsi="Aptos" w:eastAsia="Aptos" w:cs="Aptos"/>
+          <w:noProof w:val="0"/>
+          <w:sz w:val="24"/>
+          <w:szCs w:val="24"/>
+          <w:lang w:val="hu-HU"/>
+        </w:rPr>
+        <w:t xml:space="preserve">A kliens gépen a Beállítások -&gt; Nyomtatók és szkennerek menüpontban ellenőrizzük a leképezett eszközt. </w:t>
+      </w:r>
+    </w:p>
+    <w:p>
+      <w:pPr>
+        <w:spacing w:before="240" w:beforeAutospacing="off" w:after="240" w:afterAutospacing="off"/>
+      </w:pPr>
+      <w:r>
+        <w:rPr>
+          <w:rFonts w:ascii="Aptos" w:hAnsi="Aptos" w:eastAsia="Aptos" w:cs="Aptos"/>
+          <w:i w:val="1"/>
+          <w:iCs w:val="1"/>
+          <w:noProof w:val="0"/>
+          <w:sz w:val="24"/>
+          <w:szCs w:val="24"/>
+          <w:lang w:val="hu-HU"/>
+        </w:rPr>
+        <w:t>Elvárt eredmény:</w:t>
+      </w:r>
+      <w:r>
+        <w:rPr>
+          <w:rFonts w:ascii="Aptos" w:hAnsi="Aptos" w:eastAsia="Aptos" w:cs="Aptos"/>
+          <w:noProof w:val="0"/>
+          <w:sz w:val="24"/>
+          <w:szCs w:val="24"/>
+          <w:lang w:val="hu-HU"/>
+        </w:rPr>
+        <w:t xml:space="preserve"> A "Haziorvos nyomtato on korhazwinsrv" sikeresen megjelent a kliens hálózati nyomtatói között.</w:t>
+      </w:r>
+    </w:p>
+    <w:p>
+      <w:pPr>
+        <w:pStyle w:val="Normal"/>
+        <w:spacing w:before="240" w:beforeAutospacing="off" w:after="240" w:afterAutospacing="off"/>
+        <w:ind w:firstLine="708"/>
+        <w:jc w:val="center"/>
+      </w:pPr>
+      <w:r>
+        <w:drawing>
+          <wp:inline wp14:editId="246A8619" wp14:anchorId="5BDDE383">
+            <wp:extent cx="4515480" cy="2095792"/>
+            <wp:effectExtent l="0" t="0" r="0" b="0"/>
+            <wp:docPr id="1074124823" name="drawing"/>
+            <wp:cNvGraphicFramePr>
+              <a:graphicFrameLocks noChangeAspect="1"/>
+            </wp:cNvGraphicFramePr>
+            <a:graphic>
+              <a:graphicData xmlns:a="http://schemas.openxmlformats.org/drawingml/2006/main" uri="http://schemas.openxmlformats.org/drawingml/2006/picture">
+                <pic:pic xmlns:pic="http://schemas.openxmlformats.org/drawingml/2006/picture">
+                  <pic:nvPicPr>
+                    <pic:cNvPr id="1074124823" name="Picture 1074124823"/>
+                    <pic:cNvPicPr/>
+                  </pic:nvPicPr>
+                  <pic:blipFill>
+                    <a:blip xmlns:r="http://schemas.openxmlformats.org/officeDocument/2006/relationships" r:embed="rId2134909049">
+                      <a:extLst>
+                        <a:ext uri="{28A0092B-C50C-407E-A947-70E740481C1C}">
+                          <a14:useLocalDpi xmlns:a14="http://schemas.microsoft.com/office/drawing/2010/main"/>
+                        </a:ext>
+                      </a:extLst>
+                    </a:blip>
+                    <a:stretch>
+                      <a:fillRect/>
+                    </a:stretch>
+                  </pic:blipFill>
+                  <pic:spPr>
+                    <a:xfrm>
+                      <a:off x="0" y="0"/>
+                      <a:ext cx="4515480" cy="2095792"/>
+                    </a:xfrm>
+                    <a:prstGeom prst="rect">
+                      <a:avLst/>
+                    </a:prstGeom>
+                  </pic:spPr>
+                </pic:pic>
+              </a:graphicData>
+            </a:graphic>
+          </wp:inline>
+        </w:drawing>
+      </w:r>
+    </w:p>
+    <w:p>
+      <w:pPr>
+        <w:pStyle w:val="Heading3"/>
+        <w:spacing w:before="281" w:beforeAutospacing="off" w:after="281" w:afterAutospacing="off"/>
+        <w:rPr>
+          <w:rFonts w:ascii="Aptos" w:hAnsi="Aptos" w:eastAsia="Aptos" w:cs="Aptos"/>
+          <w:b w:val="1"/>
+          <w:bCs w:val="1"/>
+          <w:noProof w:val="0"/>
+          <w:color w:val="auto"/>
+          <w:sz w:val="28"/>
+          <w:szCs w:val="28"/>
+          <w:lang w:val="hu-HU"/>
+        </w:rPr>
+      </w:pPr>
+    </w:p>
+    <w:p>
+      <w:r>
+        <w:br w:type="page"/>
+      </w:r>
+    </w:p>
+    <w:p>
+      <w:pPr>
+        <w:pStyle w:val="Heading3"/>
+        <w:spacing w:before="281" w:beforeAutospacing="off" w:after="281" w:afterAutospacing="off"/>
+        <w:rPr>
+          <w:rFonts w:ascii="Aptos" w:hAnsi="Aptos" w:eastAsia="Aptos" w:cs="Aptos"/>
+          <w:b w:val="1"/>
+          <w:bCs w:val="1"/>
+          <w:noProof w:val="0"/>
+          <w:color w:val="auto"/>
+          <w:sz w:val="28"/>
+          <w:szCs w:val="28"/>
+          <w:lang w:val="hu-HU"/>
+        </w:rPr>
+      </w:pPr>
+      <w:bookmarkStart w:name="_Toc344730851" w:id="829500735"/>
+      <w:r>
+        <w:rPr>
+          <w:rFonts w:ascii="Aptos" w:hAnsi="Aptos" w:eastAsia="Aptos" w:cs="Aptos"/>
+          <w:b w:val="1"/>
+          <w:bCs w:val="1"/>
+          <w:noProof w:val="0"/>
+          <w:color w:val="auto"/>
+          <w:sz w:val="28"/>
+          <w:szCs w:val="28"/>
+          <w:lang w:val="hu-HU"/>
+        </w:rPr>
+        <w:t>11. Hálózati Fájlmegosztás és Jogosultság (File Server) Teszt</w:t>
+      </w:r>
+      <w:bookmarkEnd w:id="829500735"/>
+    </w:p>
+    <w:p>
+      <w:pPr>
+        <w:spacing w:before="240" w:beforeAutospacing="off" w:after="240" w:afterAutospacing="off"/>
+      </w:pPr>
+      <w:r>
+        <w:rPr>
+          <w:rFonts w:ascii="Aptos" w:hAnsi="Aptos" w:eastAsia="Aptos" w:cs="Aptos"/>
+          <w:b w:val="1"/>
+          <w:bCs w:val="1"/>
+          <w:noProof w:val="0"/>
+          <w:sz w:val="24"/>
+          <w:szCs w:val="24"/>
+          <w:lang w:val="hu-HU"/>
+        </w:rPr>
+        <w:t>A teszt célja:</w:t>
+      </w:r>
+      <w:r>
+        <w:rPr>
+          <w:rFonts w:ascii="Aptos" w:hAnsi="Aptos" w:eastAsia="Aptos" w:cs="Aptos"/>
+          <w:noProof w:val="0"/>
+          <w:sz w:val="24"/>
+          <w:szCs w:val="24"/>
+          <w:lang w:val="hu-HU"/>
+        </w:rPr>
+        <w:t xml:space="preserve"> A központi fájlszerveren tárolt megosztott mappák elérhetőségének, és az adott felhasználó (pl. Gábor Kovács) hozzáférési/írási jogosultságainak igazolása. </w:t>
+      </w:r>
+    </w:p>
+    <w:p>
+      <w:pPr>
+        <w:spacing w:before="240" w:beforeAutospacing="off" w:after="240" w:afterAutospacing="off"/>
+      </w:pPr>
+      <w:r>
+        <w:rPr>
+          <w:rFonts w:ascii="Aptos" w:hAnsi="Aptos" w:eastAsia="Aptos" w:cs="Aptos"/>
+          <w:b w:val="1"/>
+          <w:bCs w:val="1"/>
+          <w:noProof w:val="0"/>
+          <w:sz w:val="24"/>
+          <w:szCs w:val="24"/>
+          <w:lang w:val="hu-HU"/>
+        </w:rPr>
+        <w:t>Forgatókönyv:</w:t>
+      </w:r>
+      <w:r>
+        <w:rPr>
+          <w:rFonts w:ascii="Aptos" w:hAnsi="Aptos" w:eastAsia="Aptos" w:cs="Aptos"/>
+          <w:noProof w:val="0"/>
+          <w:sz w:val="24"/>
+          <w:szCs w:val="24"/>
+          <w:lang w:val="hu-HU"/>
+        </w:rPr>
+        <w:t xml:space="preserve"> A bejelentkezett felhasználó megpróbálja elérni a munkaköréhez rendelt megosztott hálózati meghajtót vagy mappát (pl. Háziorvos), és abban könyvtárat létrehozni a jogosultságok tesztelésére. </w:t>
+      </w:r>
+    </w:p>
+    <w:p>
+      <w:pPr>
+        <w:spacing w:before="240" w:beforeAutospacing="off" w:after="240" w:afterAutospacing="off"/>
+      </w:pPr>
+      <w:r>
+        <w:rPr>
+          <w:rFonts w:ascii="Aptos" w:hAnsi="Aptos" w:eastAsia="Aptos" w:cs="Aptos"/>
+          <w:b w:val="1"/>
+          <w:bCs w:val="1"/>
+          <w:noProof w:val="0"/>
+          <w:sz w:val="24"/>
+          <w:szCs w:val="24"/>
+          <w:lang w:val="hu-HU"/>
+        </w:rPr>
+        <w:t>Végrehajtás és Ellenőrzés:</w:t>
+      </w:r>
+      <w:r>
+        <w:rPr>
+          <w:rFonts w:ascii="Aptos" w:hAnsi="Aptos" w:eastAsia="Aptos" w:cs="Aptos"/>
+          <w:noProof w:val="0"/>
+          <w:sz w:val="24"/>
+          <w:szCs w:val="24"/>
+          <w:lang w:val="hu-HU"/>
+        </w:rPr>
+        <w:t xml:space="preserve"> A kliens gépen a Fájlkezelőben (File Explorer) tallózzuk be a </w:t>
+      </w:r>
+      <w:hyperlink r:id="R1ebdc5b84dab4227">
+        <w:r>
+          <w:rPr>
+            <w:rStyle w:val="Hyperlink"/>
+            <w:rFonts w:ascii="Consolas" w:hAnsi="Consolas" w:eastAsia="Consolas" w:cs="Consolas"/>
+            <w:noProof w:val="0"/>
+            <w:sz w:val="24"/>
+            <w:szCs w:val="24"/>
+            <w:lang w:val="hu-HU"/>
+          </w:rPr>
+          <w:t>\\KORHAZWINSRV\Haziorvos</w:t>
+        </w:r>
+      </w:hyperlink>
+      <w:r>
+        <w:rPr>
+          <w:rFonts w:ascii="Aptos" w:hAnsi="Aptos" w:eastAsia="Aptos" w:cs="Aptos"/>
+          <w:noProof w:val="0"/>
+          <w:sz w:val="24"/>
+          <w:szCs w:val="24"/>
+          <w:lang w:val="hu-HU"/>
+        </w:rPr>
+        <w:t xml:space="preserve"> hálózati megosztást. Hozzunk létre benne teszt mappákat (pl. teszt, teszt2). </w:t>
+      </w:r>
+    </w:p>
+    <w:p>
+      <w:pPr>
+        <w:spacing w:before="240" w:beforeAutospacing="off" w:after="240" w:afterAutospacing="off"/>
+      </w:pPr>
+      <w:r>
+        <w:rPr>
+          <w:rFonts w:ascii="Aptos" w:hAnsi="Aptos" w:eastAsia="Aptos" w:cs="Aptos"/>
+          <w:i w:val="1"/>
+          <w:iCs w:val="1"/>
+          <w:noProof w:val="0"/>
+          <w:sz w:val="24"/>
+          <w:szCs w:val="24"/>
+          <w:lang w:val="hu-HU"/>
+        </w:rPr>
+        <w:t>Elvárt eredmény:</w:t>
+      </w:r>
+      <w:r>
+        <w:rPr>
+          <w:rFonts w:ascii="Aptos" w:hAnsi="Aptos" w:eastAsia="Aptos" w:cs="Aptos"/>
+          <w:noProof w:val="0"/>
+          <w:sz w:val="24"/>
+          <w:szCs w:val="24"/>
+          <w:lang w:val="hu-HU"/>
+        </w:rPr>
+        <w:t xml:space="preserve"> A bejelentkezett felhasználó (</w:t>
+      </w:r>
+      <w:hyperlink r:id="R28544868782d473e">
+        <w:r>
+          <w:rPr>
+            <w:rStyle w:val="Hyperlink"/>
+            <w:rFonts w:ascii="Aptos" w:hAnsi="Aptos" w:eastAsia="Aptos" w:cs="Aptos"/>
+            <w:noProof w:val="0"/>
+            <w:sz w:val="24"/>
+            <w:szCs w:val="24"/>
+            <w:lang w:val="hu-HU"/>
+          </w:rPr>
+          <w:t>kovacs.gabor@korhaz.lan</w:t>
+        </w:r>
+      </w:hyperlink>
+      <w:r>
+        <w:rPr>
+          <w:rFonts w:ascii="Aptos" w:hAnsi="Aptos" w:eastAsia="Aptos" w:cs="Aptos"/>
+          <w:noProof w:val="0"/>
+          <w:sz w:val="24"/>
+          <w:szCs w:val="24"/>
+          <w:lang w:val="hu-HU"/>
+        </w:rPr>
+        <w:t>) a megfelelő írási és olvasási jogokkal rendelkezik a saját részlegének mappájához, a mappák sikeresen létrejönnek.</w:t>
+      </w:r>
+    </w:p>
+    <w:p>
+      <w:pPr>
+        <w:pStyle w:val="Normal"/>
+        <w:spacing w:before="240" w:beforeAutospacing="off" w:after="240" w:afterAutospacing="off"/>
+      </w:pPr>
+      <w:r>
+        <w:drawing>
+          <wp:inline wp14:editId="27539CCF" wp14:anchorId="256006B6">
+            <wp:extent cx="5724525" cy="1638300"/>
+            <wp:effectExtent l="0" t="0" r="0" b="0"/>
+            <wp:docPr id="185932828" name="drawing"/>
+            <wp:cNvGraphicFramePr>
+              <a:graphicFrameLocks noChangeAspect="1"/>
+            </wp:cNvGraphicFramePr>
+            <a:graphic>
+              <a:graphicData xmlns:a="http://schemas.openxmlformats.org/drawingml/2006/main" uri="http://schemas.openxmlformats.org/drawingml/2006/picture">
+                <pic:pic xmlns:pic="http://schemas.openxmlformats.org/drawingml/2006/picture">
+                  <pic:nvPicPr>
+                    <pic:cNvPr id="185932828" name="Picture 185932828"/>
+                    <pic:cNvPicPr/>
+                  </pic:nvPicPr>
+                  <pic:blipFill>
+                    <a:blip xmlns:r="http://schemas.openxmlformats.org/officeDocument/2006/relationships" r:embed="rId1705053795">
+                      <a:extLst>
+                        <a:ext uri="{28A0092B-C50C-407E-A947-70E740481C1C}">
+                          <a14:useLocalDpi xmlns:a14="http://schemas.microsoft.com/office/drawing/2010/main"/>
+                        </a:ext>
+                      </a:extLst>
+                    </a:blip>
+                    <a:stretch>
+                      <a:fillRect/>
+                    </a:stretch>
+                  </pic:blipFill>
+                  <pic:spPr>
+                    <a:xfrm>
+                      <a:off x="0" y="0"/>
+                      <a:ext cx="5724525" cy="1638300"/>
+                    </a:xfrm>
+                    <a:prstGeom prst="rect">
+                      <a:avLst/>
+                    </a:prstGeom>
+                  </pic:spPr>
+                </pic:pic>
+              </a:graphicData>
+            </a:graphic>
+          </wp:inline>
+        </w:drawing>
+      </w:r>
+    </w:p>
+    <w:p/>
     <w:sectPr>
       <w:pgSz w:w="11906" w:h="16838" w:orient="portrait"/>
       <w:pgMar w:top="1440" w:right="1440" w:bottom="1440" w:left="1440" w:header="708" w:footer="708" w:gutter="0"/>
